--- a/screenshots.docx
+++ b/screenshots.docx
@@ -44,6 +44,9 @@
     <w:p>
       <w:pPr>
         <w:pStyle w:val="a7"/>
+        <w:tabs>
+          <w:tab w:val="left" w:pos="1590"/>
+        </w:tabs>
         <w:ind w:left="0"/>
         <w:rPr>
           <w:rFonts w:ascii="Times New Roman" w:hAnsi="Times New Roman" w:cs="Times New Roman"/>
@@ -56,10 +59,10 @@
           <w:noProof/>
         </w:rPr>
         <w:drawing>
-          <wp:inline distT="0" distB="0" distL="0" distR="0" wp14:anchorId="545B87D8" wp14:editId="566F23A6">
-            <wp:extent cx="6570345" cy="2974975"/>
+          <wp:inline distT="0" distB="0" distL="0" distR="0" wp14:anchorId="48BF714E" wp14:editId="5BCA9200">
+            <wp:extent cx="6570345" cy="3775075"/>
             <wp:effectExtent l="0" t="0" r="1905" b="0"/>
-            <wp:docPr id="89359834" name="Рисунок 1" descr="Изображение выглядит как текст, снимок экрана, программное обеспечение, Значок на компьютере&#10;&#10;Контент, сгенерированный ИИ, может содержать ошибки."/>
+            <wp:docPr id="974206796" name="Рисунок 1"/>
             <wp:cNvGraphicFramePr>
               <a:graphicFrameLocks xmlns:a="http://schemas.openxmlformats.org/drawingml/2006/main" noChangeAspect="1"/>
             </wp:cNvGraphicFramePr>
@@ -67,13 +70,13 @@
               <a:graphicData uri="http://schemas.openxmlformats.org/drawingml/2006/picture">
                 <pic:pic xmlns:pic="http://schemas.openxmlformats.org/drawingml/2006/picture">
                   <pic:nvPicPr>
-                    <pic:cNvPr id="89359834" name="Рисунок 1" descr="Изображение выглядит как текст, снимок экрана, программное обеспечение, Значок на компьютере&#10;&#10;Контент, сгенерированный ИИ, может содержать ошибки."/>
+                    <pic:cNvPr id="0" name="Picture 1"/>
                     <pic:cNvPicPr>
                       <a:picLocks noChangeAspect="1" noChangeArrowheads="1"/>
                     </pic:cNvPicPr>
                   </pic:nvPicPr>
                   <pic:blipFill>
-                    <a:blip r:embed="rId5">
+                    <a:blip r:embed="rId5" cstate="print">
                       <a:extLst>
                         <a:ext uri="{28A0092B-C50C-407E-A947-70E740481C1C}">
                           <a14:useLocalDpi xmlns:a14="http://schemas.microsoft.com/office/drawing/2010/main" val="0"/>
@@ -88,7 +91,7 @@
                   <pic:spPr bwMode="auto">
                     <a:xfrm>
                       <a:off x="0" y="0"/>
-                      <a:ext cx="6570345" cy="2974975"/>
+                      <a:ext cx="6570345" cy="3775075"/>
                     </a:xfrm>
                     <a:prstGeom prst="rect">
                       <a:avLst/>
@@ -113,11 +116,14 @@
           <w:rFonts w:ascii="Times New Roman" w:hAnsi="Times New Roman" w:cs="Times New Roman"/>
           <w:sz w:val="28"/>
           <w:szCs w:val="28"/>
-        </w:rPr>
-      </w:pPr>
-    </w:p>
-    <w:p>
-      <w:pPr>
+          <w:lang w:val="en-US"/>
+        </w:rPr>
+      </w:pPr>
+    </w:p>
+    <w:p>
+      <w:pPr>
+        <w:pStyle w:val="a7"/>
+        <w:ind w:left="0"/>
         <w:rPr>
           <w:rFonts w:ascii="Times New Roman" w:hAnsi="Times New Roman" w:cs="Times New Roman"/>
           <w:sz w:val="28"/>
@@ -130,42 +136,27 @@
           <w:sz w:val="28"/>
           <w:szCs w:val="28"/>
         </w:rPr>
-        <w:t xml:space="preserve">Текстовый файл, </w:t>
+        <w:t>Текстовый файл, зашифрованный</w:t>
       </w:r>
+    </w:p>
+    <w:p>
+      <w:pPr>
+        <w:rPr>
+          <w:rFonts w:ascii="Times New Roman" w:hAnsi="Times New Roman" w:cs="Times New Roman"/>
+          <w:sz w:val="28"/>
+          <w:szCs w:val="28"/>
+          <w:lang w:val="en-US"/>
+        </w:rPr>
+      </w:pPr>
       <w:r>
         <w:rPr>
-          <w:rFonts w:ascii="Times New Roman" w:hAnsi="Times New Roman" w:cs="Times New Roman"/>
-          <w:sz w:val="28"/>
-          <w:szCs w:val="28"/>
-        </w:rPr>
-        <w:t>де</w:t>
-      </w:r>
-      <w:r>
-        <w:rPr>
-          <w:rFonts w:ascii="Times New Roman" w:hAnsi="Times New Roman" w:cs="Times New Roman"/>
-          <w:sz w:val="28"/>
-          <w:szCs w:val="28"/>
-        </w:rPr>
-        <w:t>шифрование</w:t>
-      </w:r>
-    </w:p>
-    <w:p>
-      <w:pPr>
-        <w:rPr>
-          <w:rFonts w:ascii="Times New Roman" w:hAnsi="Times New Roman" w:cs="Times New Roman"/>
-          <w:sz w:val="28"/>
-          <w:szCs w:val="28"/>
-        </w:rPr>
-      </w:pPr>
-      <w:r>
-        <w:rPr>
           <w:noProof/>
         </w:rPr>
         <w:drawing>
-          <wp:inline distT="0" distB="0" distL="0" distR="0" wp14:anchorId="2360FC0B" wp14:editId="334FDD25">
-            <wp:extent cx="6570345" cy="2970530"/>
-            <wp:effectExtent l="0" t="0" r="1905" b="1270"/>
-            <wp:docPr id="2011035273" name="Рисунок 2" descr="Изображение выглядит как текст, программное обеспечение, Значок на компьютере, Мультимедийное программное обеспечение&#10;&#10;Контент, сгенерированный ИИ, может содержать ошибки."/>
+          <wp:inline distT="0" distB="0" distL="0" distR="0" wp14:anchorId="520102E4" wp14:editId="181AEB88">
+            <wp:extent cx="6570345" cy="3154045"/>
+            <wp:effectExtent l="0" t="0" r="1905" b="8255"/>
+            <wp:docPr id="745491148" name="Рисунок 2" descr="Изображение выглядит как текст, снимок экрана, программное обеспечение, дисплей&#10;&#10;Контент, сгенерированный ИИ, может содержать ошибки."/>
             <wp:cNvGraphicFramePr>
               <a:graphicFrameLocks xmlns:a="http://schemas.openxmlformats.org/drawingml/2006/main" noChangeAspect="1"/>
             </wp:cNvGraphicFramePr>
@@ -173,13 +164,13 @@
               <a:graphicData uri="http://schemas.openxmlformats.org/drawingml/2006/picture">
                 <pic:pic xmlns:pic="http://schemas.openxmlformats.org/drawingml/2006/picture">
                   <pic:nvPicPr>
-                    <pic:cNvPr id="2011035273" name="Рисунок 2" descr="Изображение выглядит как текст, программное обеспечение, Значок на компьютере, Мультимедийное программное обеспечение&#10;&#10;Контент, сгенерированный ИИ, может содержать ошибки."/>
+                    <pic:cNvPr id="745491148" name="Рисунок 2" descr="Изображение выглядит как текст, снимок экрана, программное обеспечение, дисплей&#10;&#10;Контент, сгенерированный ИИ, может содержать ошибки."/>
                     <pic:cNvPicPr>
                       <a:picLocks noChangeAspect="1" noChangeArrowheads="1"/>
                     </pic:cNvPicPr>
                   </pic:nvPicPr>
                   <pic:blipFill>
-                    <a:blip r:embed="rId6">
+                    <a:blip r:embed="rId6" cstate="print">
                       <a:extLst>
                         <a:ext uri="{28A0092B-C50C-407E-A947-70E740481C1C}">
                           <a14:useLocalDpi xmlns:a14="http://schemas.microsoft.com/office/drawing/2010/main" val="0"/>
@@ -194,7 +185,7 @@
                   <pic:spPr bwMode="auto">
                     <a:xfrm>
                       <a:off x="0" y="0"/>
-                      <a:ext cx="6570345" cy="2970530"/>
+                      <a:ext cx="6570345" cy="3154045"/>
                     </a:xfrm>
                     <a:prstGeom prst="rect">
                       <a:avLst/>
@@ -213,85 +204,67 @@
     </w:p>
     <w:p>
       <w:pPr>
-        <w:pStyle w:val="a7"/>
-        <w:ind w:left="0"/>
-        <w:rPr>
-          <w:rFonts w:ascii="Times New Roman" w:hAnsi="Times New Roman" w:cs="Times New Roman"/>
-          <w:sz w:val="28"/>
-          <w:szCs w:val="28"/>
-        </w:rPr>
-      </w:pPr>
-    </w:p>
-    <w:p>
-      <w:pPr>
-        <w:pStyle w:val="a7"/>
-        <w:ind w:left="0"/>
-        <w:rPr>
-          <w:rFonts w:ascii="Times New Roman" w:hAnsi="Times New Roman" w:cs="Times New Roman"/>
-          <w:sz w:val="28"/>
-          <w:szCs w:val="28"/>
-        </w:rPr>
-      </w:pPr>
-    </w:p>
-    <w:p>
-      <w:pPr>
-        <w:pStyle w:val="a7"/>
-        <w:ind w:left="0"/>
-        <w:rPr>
-          <w:rFonts w:ascii="Times New Roman" w:hAnsi="Times New Roman" w:cs="Times New Roman"/>
-          <w:sz w:val="28"/>
-          <w:szCs w:val="28"/>
-        </w:rPr>
-      </w:pPr>
-    </w:p>
-    <w:p>
-      <w:pPr>
-        <w:pStyle w:val="a7"/>
-        <w:ind w:left="0"/>
-        <w:rPr>
-          <w:rFonts w:ascii="Times New Roman" w:hAnsi="Times New Roman" w:cs="Times New Roman"/>
-          <w:sz w:val="28"/>
-          <w:szCs w:val="28"/>
-        </w:rPr>
-      </w:pPr>
-    </w:p>
-    <w:p>
-      <w:pPr>
-        <w:pStyle w:val="a7"/>
-        <w:ind w:left="0"/>
-        <w:rPr>
-          <w:rFonts w:ascii="Times New Roman" w:hAnsi="Times New Roman" w:cs="Times New Roman"/>
-          <w:sz w:val="28"/>
-          <w:szCs w:val="28"/>
-        </w:rPr>
-      </w:pPr>
-    </w:p>
-    <w:p>
-      <w:pPr>
-        <w:pStyle w:val="a7"/>
-        <w:ind w:left="0"/>
-        <w:rPr>
-          <w:rFonts w:ascii="Times New Roman" w:hAnsi="Times New Roman" w:cs="Times New Roman"/>
-          <w:sz w:val="28"/>
-          <w:szCs w:val="28"/>
-        </w:rPr>
-      </w:pPr>
-    </w:p>
-    <w:p>
-      <w:pPr>
-        <w:pStyle w:val="a7"/>
-        <w:ind w:left="0"/>
-        <w:rPr>
-          <w:rFonts w:ascii="Times New Roman" w:hAnsi="Times New Roman" w:cs="Times New Roman"/>
-          <w:sz w:val="28"/>
-          <w:szCs w:val="28"/>
-        </w:rPr>
-      </w:pPr>
-    </w:p>
-    <w:p>
-      <w:pPr>
-        <w:pStyle w:val="a7"/>
-        <w:ind w:left="0"/>
+        <w:rPr>
+          <w:rFonts w:ascii="Times New Roman" w:hAnsi="Times New Roman" w:cs="Times New Roman"/>
+          <w:sz w:val="28"/>
+          <w:szCs w:val="28"/>
+        </w:rPr>
+      </w:pPr>
+    </w:p>
+    <w:p>
+      <w:pPr>
+        <w:rPr>
+          <w:rFonts w:ascii="Times New Roman" w:hAnsi="Times New Roman" w:cs="Times New Roman"/>
+          <w:sz w:val="28"/>
+          <w:szCs w:val="28"/>
+        </w:rPr>
+      </w:pPr>
+    </w:p>
+    <w:p>
+      <w:pPr>
+        <w:rPr>
+          <w:rFonts w:ascii="Times New Roman" w:hAnsi="Times New Roman" w:cs="Times New Roman"/>
+          <w:sz w:val="28"/>
+          <w:szCs w:val="28"/>
+        </w:rPr>
+      </w:pPr>
+    </w:p>
+    <w:p>
+      <w:pPr>
+        <w:rPr>
+          <w:rFonts w:ascii="Times New Roman" w:hAnsi="Times New Roman" w:cs="Times New Roman"/>
+          <w:sz w:val="28"/>
+          <w:szCs w:val="28"/>
+        </w:rPr>
+      </w:pPr>
+      <w:r>
+        <w:rPr>
+          <w:rFonts w:ascii="Times New Roman" w:hAnsi="Times New Roman" w:cs="Times New Roman"/>
+          <w:sz w:val="28"/>
+          <w:szCs w:val="28"/>
+        </w:rPr>
+        <w:lastRenderedPageBreak/>
+        <w:t xml:space="preserve">Текстовый файл, </w:t>
+      </w:r>
+      <w:r>
+        <w:rPr>
+          <w:rFonts w:ascii="Times New Roman" w:hAnsi="Times New Roman" w:cs="Times New Roman"/>
+          <w:sz w:val="28"/>
+          <w:szCs w:val="28"/>
+        </w:rPr>
+        <w:t>де</w:t>
+      </w:r>
+      <w:r>
+        <w:rPr>
+          <w:rFonts w:ascii="Times New Roman" w:hAnsi="Times New Roman" w:cs="Times New Roman"/>
+          <w:sz w:val="28"/>
+          <w:szCs w:val="28"/>
+        </w:rPr>
+        <w:t>шифрование</w:t>
+      </w:r>
+    </w:p>
+    <w:p>
+      <w:pPr>
         <w:rPr>
           <w:rFonts w:ascii="Times New Roman" w:hAnsi="Times New Roman" w:cs="Times New Roman"/>
           <w:sz w:val="28"/>
@@ -301,46 +274,13 @@
       </w:pPr>
       <w:r>
         <w:rPr>
-          <w:rFonts w:ascii="Times New Roman" w:hAnsi="Times New Roman" w:cs="Times New Roman"/>
-          <w:sz w:val="28"/>
-          <w:szCs w:val="28"/>
-        </w:rPr>
-        <w:lastRenderedPageBreak/>
-        <w:t>Картинка, шифрование</w:t>
-      </w:r>
-    </w:p>
-    <w:p>
-      <w:pPr>
-        <w:pStyle w:val="a7"/>
-        <w:ind w:left="0"/>
-        <w:rPr>
-          <w:rFonts w:ascii="Times New Roman" w:hAnsi="Times New Roman" w:cs="Times New Roman"/>
-          <w:sz w:val="28"/>
-          <w:szCs w:val="28"/>
-          <w:lang w:val="en-US"/>
-        </w:rPr>
-      </w:pPr>
-    </w:p>
-    <w:p>
-      <w:pPr>
-        <w:pStyle w:val="a7"/>
-        <w:ind w:left="0"/>
-        <w:rPr>
-          <w:rFonts w:ascii="Times New Roman" w:hAnsi="Times New Roman" w:cs="Times New Roman"/>
-          <w:sz w:val="28"/>
-          <w:szCs w:val="28"/>
-          <w:lang w:val="en-US"/>
-        </w:rPr>
-      </w:pPr>
-      <w:r>
-        <w:rPr>
           <w:noProof/>
         </w:rPr>
         <w:drawing>
-          <wp:inline distT="0" distB="0" distL="0" distR="0" wp14:anchorId="26C6B975" wp14:editId="09F70A10">
-            <wp:extent cx="6323162" cy="5995607"/>
-            <wp:effectExtent l="0" t="0" r="1905" b="5715"/>
-            <wp:docPr id="454555620" name="Рисунок 3" descr="Изображение выглядит как текст, снимок экрана, программное обеспечение, Операционная система&#10;&#10;Контент, сгенерированный ИИ, может содержать ошибки."/>
+          <wp:inline distT="0" distB="0" distL="0" distR="0" wp14:anchorId="32170A42" wp14:editId="7D0A9895">
+            <wp:extent cx="6570345" cy="3745865"/>
+            <wp:effectExtent l="0" t="0" r="1905" b="6985"/>
+            <wp:docPr id="1433381229" name="Рисунок 7"/>
             <wp:cNvGraphicFramePr>
               <a:graphicFrameLocks xmlns:a="http://schemas.openxmlformats.org/drawingml/2006/main" noChangeAspect="1"/>
             </wp:cNvGraphicFramePr>
@@ -348,13 +288,13 @@
               <a:graphicData uri="http://schemas.openxmlformats.org/drawingml/2006/picture">
                 <pic:pic xmlns:pic="http://schemas.openxmlformats.org/drawingml/2006/picture">
                   <pic:nvPicPr>
-                    <pic:cNvPr id="454555620" name="Рисунок 3" descr="Изображение выглядит как текст, снимок экрана, программное обеспечение, Операционная система&#10;&#10;Контент, сгенерированный ИИ, может содержать ошибки."/>
+                    <pic:cNvPr id="0" name="Picture 13"/>
                     <pic:cNvPicPr>
                       <a:picLocks noChangeAspect="1" noChangeArrowheads="1"/>
                     </pic:cNvPicPr>
                   </pic:nvPicPr>
                   <pic:blipFill>
-                    <a:blip r:embed="rId7">
+                    <a:blip r:embed="rId7" cstate="print">
                       <a:extLst>
                         <a:ext uri="{28A0092B-C50C-407E-A947-70E740481C1C}">
                           <a14:useLocalDpi xmlns:a14="http://schemas.microsoft.com/office/drawing/2010/main" val="0"/>
@@ -369,7 +309,7 @@
                   <pic:spPr bwMode="auto">
                     <a:xfrm>
                       <a:off x="0" y="0"/>
-                      <a:ext cx="6326005" cy="5998302"/>
+                      <a:ext cx="6570345" cy="3745865"/>
                     </a:xfrm>
                     <a:prstGeom prst="rect">
                       <a:avLst/>
@@ -407,6 +347,14 @@
           <w:szCs w:val="28"/>
         </w:rPr>
       </w:pPr>
+      <w:r>
+        <w:rPr>
+          <w:rFonts w:ascii="Times New Roman" w:hAnsi="Times New Roman" w:cs="Times New Roman"/>
+          <w:sz w:val="28"/>
+          <w:szCs w:val="28"/>
+        </w:rPr>
+        <w:t>Картинка, шифрование</w:t>
+      </w:r>
     </w:p>
     <w:p>
       <w:pPr>
@@ -418,162 +366,15 @@
           <w:szCs w:val="28"/>
         </w:rPr>
       </w:pPr>
-    </w:p>
-    <w:p>
-      <w:pPr>
-        <w:pStyle w:val="a7"/>
-        <w:ind w:left="0"/>
-        <w:rPr>
-          <w:rFonts w:ascii="Times New Roman" w:hAnsi="Times New Roman" w:cs="Times New Roman"/>
-          <w:sz w:val="28"/>
-          <w:szCs w:val="28"/>
-        </w:rPr>
-      </w:pPr>
-    </w:p>
-    <w:p>
-      <w:pPr>
-        <w:pStyle w:val="a7"/>
-        <w:ind w:left="0"/>
-        <w:rPr>
-          <w:rFonts w:ascii="Times New Roman" w:hAnsi="Times New Roman" w:cs="Times New Roman"/>
-          <w:sz w:val="28"/>
-          <w:szCs w:val="28"/>
-        </w:rPr>
-      </w:pPr>
-    </w:p>
-    <w:p>
-      <w:pPr>
-        <w:pStyle w:val="a7"/>
-        <w:ind w:left="0"/>
-        <w:rPr>
-          <w:rFonts w:ascii="Times New Roman" w:hAnsi="Times New Roman" w:cs="Times New Roman"/>
-          <w:sz w:val="28"/>
-          <w:szCs w:val="28"/>
-        </w:rPr>
-      </w:pPr>
-    </w:p>
-    <w:p>
-      <w:pPr>
-        <w:pStyle w:val="a7"/>
-        <w:ind w:left="0"/>
-        <w:rPr>
-          <w:rFonts w:ascii="Times New Roman" w:hAnsi="Times New Roman" w:cs="Times New Roman"/>
-          <w:sz w:val="28"/>
-          <w:szCs w:val="28"/>
-        </w:rPr>
-      </w:pPr>
-    </w:p>
-    <w:p>
-      <w:pPr>
-        <w:pStyle w:val="a7"/>
-        <w:ind w:left="0"/>
-        <w:rPr>
-          <w:rFonts w:ascii="Times New Roman" w:hAnsi="Times New Roman" w:cs="Times New Roman"/>
-          <w:sz w:val="28"/>
-          <w:szCs w:val="28"/>
-        </w:rPr>
-      </w:pPr>
-    </w:p>
-    <w:p>
-      <w:pPr>
-        <w:pStyle w:val="a7"/>
-        <w:ind w:left="0"/>
-        <w:rPr>
-          <w:rFonts w:ascii="Times New Roman" w:hAnsi="Times New Roman" w:cs="Times New Roman"/>
-          <w:sz w:val="28"/>
-          <w:szCs w:val="28"/>
-        </w:rPr>
-      </w:pPr>
-    </w:p>
-    <w:p>
-      <w:pPr>
-        <w:pStyle w:val="a7"/>
-        <w:ind w:left="0"/>
-        <w:rPr>
-          <w:rFonts w:ascii="Times New Roman" w:hAnsi="Times New Roman" w:cs="Times New Roman"/>
-          <w:sz w:val="28"/>
-          <w:szCs w:val="28"/>
-        </w:rPr>
-      </w:pPr>
-    </w:p>
-    <w:p>
-      <w:pPr>
-        <w:pStyle w:val="a7"/>
-        <w:ind w:left="0"/>
-        <w:rPr>
-          <w:rFonts w:ascii="Times New Roman" w:hAnsi="Times New Roman" w:cs="Times New Roman"/>
-          <w:sz w:val="28"/>
-          <w:szCs w:val="28"/>
-        </w:rPr>
-      </w:pPr>
-    </w:p>
-    <w:p>
-      <w:pPr>
-        <w:pStyle w:val="a7"/>
-        <w:ind w:left="0"/>
-        <w:rPr>
-          <w:rFonts w:ascii="Times New Roman" w:hAnsi="Times New Roman" w:cs="Times New Roman"/>
-          <w:sz w:val="28"/>
-          <w:szCs w:val="28"/>
-        </w:rPr>
-      </w:pPr>
       <w:r>
         <w:rPr>
-          <w:rFonts w:ascii="Times New Roman" w:hAnsi="Times New Roman" w:cs="Times New Roman"/>
-          <w:sz w:val="28"/>
-          <w:szCs w:val="28"/>
-        </w:rPr>
-        <w:lastRenderedPageBreak/>
-        <w:t xml:space="preserve">Картинка, </w:t>
-      </w:r>
-      <w:r>
-        <w:rPr>
-          <w:rFonts w:ascii="Times New Roman" w:hAnsi="Times New Roman" w:cs="Times New Roman"/>
-          <w:sz w:val="28"/>
-          <w:szCs w:val="28"/>
-        </w:rPr>
-        <w:t>де</w:t>
-      </w:r>
-      <w:r>
-        <w:rPr>
-          <w:rFonts w:ascii="Times New Roman" w:hAnsi="Times New Roman" w:cs="Times New Roman"/>
-          <w:sz w:val="28"/>
-          <w:szCs w:val="28"/>
-        </w:rPr>
-        <w:t>шифрование</w:t>
-      </w:r>
-    </w:p>
-    <w:p>
-      <w:pPr>
-        <w:pStyle w:val="a7"/>
-        <w:ind w:left="0"/>
-        <w:rPr>
-          <w:rFonts w:ascii="Times New Roman" w:hAnsi="Times New Roman" w:cs="Times New Roman"/>
-          <w:sz w:val="28"/>
-          <w:szCs w:val="28"/>
-        </w:rPr>
-      </w:pPr>
-    </w:p>
-    <w:p>
-      <w:pPr>
-        <w:pStyle w:val="a7"/>
-        <w:ind w:left="0"/>
-        <w:rPr>
-          <w:rFonts w:ascii="Times New Roman" w:hAnsi="Times New Roman" w:cs="Times New Roman"/>
-          <w:sz w:val="28"/>
-          <w:szCs w:val="28"/>
-          <w:lang w:val="en-US"/>
-        </w:rPr>
-      </w:pPr>
-      <w:r>
-        <w:rPr>
           <w:noProof/>
         </w:rPr>
         <w:drawing>
-          <wp:inline distT="0" distB="0" distL="0" distR="0" wp14:anchorId="5E47C7A9" wp14:editId="3F09B061">
-            <wp:extent cx="6461184" cy="6081518"/>
-            <wp:effectExtent l="0" t="0" r="0" b="0"/>
-            <wp:docPr id="1445732828" name="Рисунок 4" descr="Изображение выглядит как текст, снимок экрана, Операционная система, программное обеспечение&#10;&#10;Контент, сгенерированный ИИ, может содержать ошибки."/>
+          <wp:inline distT="0" distB="0" distL="0" distR="0" wp14:anchorId="159B7D6C" wp14:editId="3734BB84">
+            <wp:extent cx="6570345" cy="4080510"/>
+            <wp:effectExtent l="0" t="0" r="1905" b="0"/>
+            <wp:docPr id="1788808649" name="Рисунок 4"/>
             <wp:cNvGraphicFramePr>
               <a:graphicFrameLocks xmlns:a="http://schemas.openxmlformats.org/drawingml/2006/main" noChangeAspect="1"/>
             </wp:cNvGraphicFramePr>
@@ -581,13 +382,13 @@
               <a:graphicData uri="http://schemas.openxmlformats.org/drawingml/2006/picture">
                 <pic:pic xmlns:pic="http://schemas.openxmlformats.org/drawingml/2006/picture">
                   <pic:nvPicPr>
-                    <pic:cNvPr id="1445732828" name="Рисунок 4" descr="Изображение выглядит как текст, снимок экрана, Операционная система, программное обеспечение&#10;&#10;Контент, сгенерированный ИИ, может содержать ошибки."/>
+                    <pic:cNvPr id="0" name="Picture 7"/>
                     <pic:cNvPicPr>
                       <a:picLocks noChangeAspect="1" noChangeArrowheads="1"/>
                     </pic:cNvPicPr>
                   </pic:nvPicPr>
                   <pic:blipFill>
-                    <a:blip r:embed="rId8">
+                    <a:blip r:embed="rId8" cstate="print">
                       <a:extLst>
                         <a:ext uri="{28A0092B-C50C-407E-A947-70E740481C1C}">
                           <a14:useLocalDpi xmlns:a14="http://schemas.microsoft.com/office/drawing/2010/main" val="0"/>
@@ -602,7 +403,7 @@
                   <pic:spPr bwMode="auto">
                     <a:xfrm>
                       <a:off x="0" y="0"/>
-                      <a:ext cx="6462731" cy="6082974"/>
+                      <a:ext cx="6570345" cy="4080510"/>
                     </a:xfrm>
                     <a:prstGeom prst="rect">
                       <a:avLst/>
@@ -639,9 +440,229 @@
           <w:rFonts w:ascii="Times New Roman" w:hAnsi="Times New Roman" w:cs="Times New Roman"/>
           <w:sz w:val="28"/>
           <w:szCs w:val="28"/>
+        </w:rPr>
+      </w:pPr>
+    </w:p>
+    <w:p>
+      <w:pPr>
+        <w:pStyle w:val="a7"/>
+        <w:ind w:left="0"/>
+        <w:rPr>
+          <w:rFonts w:ascii="Times New Roman" w:hAnsi="Times New Roman" w:cs="Times New Roman"/>
+          <w:sz w:val="28"/>
+          <w:szCs w:val="28"/>
+        </w:rPr>
+      </w:pPr>
+      <w:r>
+        <w:rPr>
+          <w:rFonts w:ascii="Times New Roman" w:hAnsi="Times New Roman" w:cs="Times New Roman"/>
+          <w:sz w:val="28"/>
+          <w:szCs w:val="28"/>
+        </w:rPr>
+        <w:lastRenderedPageBreak/>
+        <w:t xml:space="preserve">Картинка, </w:t>
+      </w:r>
+      <w:r>
+        <w:rPr>
+          <w:rFonts w:ascii="Times New Roman" w:hAnsi="Times New Roman" w:cs="Times New Roman"/>
+          <w:sz w:val="28"/>
+          <w:szCs w:val="28"/>
+        </w:rPr>
+        <w:t>зашифрованный</w:t>
+      </w:r>
+    </w:p>
+    <w:p>
+      <w:pPr>
+        <w:pStyle w:val="a7"/>
+        <w:ind w:left="0"/>
+        <w:rPr>
+          <w:rFonts w:ascii="Times New Roman" w:hAnsi="Times New Roman" w:cs="Times New Roman"/>
+          <w:sz w:val="28"/>
+          <w:szCs w:val="28"/>
+        </w:rPr>
+      </w:pPr>
+    </w:p>
+    <w:p>
+      <w:pPr>
+        <w:pStyle w:val="a7"/>
+        <w:ind w:left="0"/>
+        <w:rPr>
+          <w:rFonts w:ascii="Times New Roman" w:hAnsi="Times New Roman" w:cs="Times New Roman"/>
+          <w:sz w:val="28"/>
+          <w:szCs w:val="28"/>
+        </w:rPr>
+      </w:pPr>
+      <w:r>
+        <w:rPr>
+          <w:noProof/>
+        </w:rPr>
+        <w:drawing>
+          <wp:inline distT="0" distB="0" distL="0" distR="0" wp14:anchorId="71B0C343" wp14:editId="6EC5D978">
+            <wp:extent cx="6570345" cy="3150870"/>
+            <wp:effectExtent l="0" t="0" r="1905" b="0"/>
+            <wp:docPr id="1081092779" name="Рисунок 5" descr="Изображение выглядит как текст, снимок экрана, число, Шрифт&#10;&#10;Контент, сгенерированный ИИ, может содержать ошибки."/>
+            <wp:cNvGraphicFramePr>
+              <a:graphicFrameLocks xmlns:a="http://schemas.openxmlformats.org/drawingml/2006/main" noChangeAspect="1"/>
+            </wp:cNvGraphicFramePr>
+            <a:graphic xmlns:a="http://schemas.openxmlformats.org/drawingml/2006/main">
+              <a:graphicData uri="http://schemas.openxmlformats.org/drawingml/2006/picture">
+                <pic:pic xmlns:pic="http://schemas.openxmlformats.org/drawingml/2006/picture">
+                  <pic:nvPicPr>
+                    <pic:cNvPr id="1081092779" name="Рисунок 5" descr="Изображение выглядит как текст, снимок экрана, число, Шрифт&#10;&#10;Контент, сгенерированный ИИ, может содержать ошибки."/>
+                    <pic:cNvPicPr>
+                      <a:picLocks noChangeAspect="1" noChangeArrowheads="1"/>
+                    </pic:cNvPicPr>
+                  </pic:nvPicPr>
+                  <pic:blipFill>
+                    <a:blip r:embed="rId9" cstate="print">
+                      <a:extLst>
+                        <a:ext uri="{28A0092B-C50C-407E-A947-70E740481C1C}">
+                          <a14:useLocalDpi xmlns:a14="http://schemas.microsoft.com/office/drawing/2010/main" val="0"/>
+                        </a:ext>
+                      </a:extLst>
+                    </a:blip>
+                    <a:srcRect/>
+                    <a:stretch>
+                      <a:fillRect/>
+                    </a:stretch>
+                  </pic:blipFill>
+                  <pic:spPr bwMode="auto">
+                    <a:xfrm>
+                      <a:off x="0" y="0"/>
+                      <a:ext cx="6570345" cy="3150870"/>
+                    </a:xfrm>
+                    <a:prstGeom prst="rect">
+                      <a:avLst/>
+                    </a:prstGeom>
+                    <a:noFill/>
+                    <a:ln>
+                      <a:noFill/>
+                    </a:ln>
+                  </pic:spPr>
+                </pic:pic>
+              </a:graphicData>
+            </a:graphic>
+          </wp:inline>
+        </w:drawing>
+      </w:r>
+    </w:p>
+    <w:p>
+      <w:pPr>
+        <w:pStyle w:val="a7"/>
+        <w:ind w:left="0"/>
+        <w:rPr>
+          <w:rFonts w:ascii="Times New Roman" w:hAnsi="Times New Roman" w:cs="Times New Roman"/>
+          <w:sz w:val="28"/>
+          <w:szCs w:val="28"/>
+        </w:rPr>
+      </w:pPr>
+    </w:p>
+    <w:p>
+      <w:pPr>
+        <w:pStyle w:val="a7"/>
+        <w:ind w:left="0"/>
+        <w:rPr>
+          <w:rFonts w:ascii="Times New Roman" w:hAnsi="Times New Roman" w:cs="Times New Roman"/>
+          <w:sz w:val="28"/>
+          <w:szCs w:val="28"/>
+        </w:rPr>
+      </w:pPr>
+    </w:p>
+    <w:p>
+      <w:pPr>
+        <w:pStyle w:val="a7"/>
+        <w:ind w:left="0"/>
+        <w:rPr>
+          <w:rFonts w:ascii="Times New Roman" w:hAnsi="Times New Roman" w:cs="Times New Roman"/>
+          <w:sz w:val="28"/>
+          <w:szCs w:val="28"/>
+        </w:rPr>
+      </w:pPr>
+      <w:r>
+        <w:rPr>
+          <w:rFonts w:ascii="Times New Roman" w:hAnsi="Times New Roman" w:cs="Times New Roman"/>
+          <w:sz w:val="28"/>
+          <w:szCs w:val="28"/>
+        </w:rPr>
+        <w:t>Картинка, дешифрование</w:t>
+      </w:r>
+    </w:p>
+    <w:p>
+      <w:pPr>
+        <w:pStyle w:val="a7"/>
+        <w:ind w:left="0"/>
+        <w:rPr>
+          <w:rFonts w:ascii="Times New Roman" w:hAnsi="Times New Roman" w:cs="Times New Roman"/>
+          <w:sz w:val="28"/>
+          <w:szCs w:val="28"/>
           <w:lang w:val="en-US"/>
         </w:rPr>
       </w:pPr>
+    </w:p>
+    <w:p>
+      <w:pPr>
+        <w:pStyle w:val="a7"/>
+        <w:ind w:left="0"/>
+        <w:rPr>
+          <w:rFonts w:ascii="Times New Roman" w:hAnsi="Times New Roman" w:cs="Times New Roman"/>
+          <w:sz w:val="28"/>
+          <w:szCs w:val="28"/>
+          <w:lang w:val="en-US"/>
+        </w:rPr>
+      </w:pPr>
+      <w:r>
+        <w:rPr>
+          <w:noProof/>
+        </w:rPr>
+        <w:drawing>
+          <wp:inline distT="0" distB="0" distL="0" distR="0" wp14:anchorId="1674A6C8" wp14:editId="7E71CCAC">
+            <wp:extent cx="6570345" cy="4059555"/>
+            <wp:effectExtent l="0" t="0" r="1905" b="0"/>
+            <wp:docPr id="1500192039" name="Рисунок 6" descr="Изображение выглядит как текст, снимок экрана, компьютер, программное обеспечение&#10;&#10;Контент, сгенерированный ИИ, может содержать ошибки."/>
+            <wp:cNvGraphicFramePr>
+              <a:graphicFrameLocks xmlns:a="http://schemas.openxmlformats.org/drawingml/2006/main" noChangeAspect="1"/>
+            </wp:cNvGraphicFramePr>
+            <a:graphic xmlns:a="http://schemas.openxmlformats.org/drawingml/2006/main">
+              <a:graphicData uri="http://schemas.openxmlformats.org/drawingml/2006/picture">
+                <pic:pic xmlns:pic="http://schemas.openxmlformats.org/drawingml/2006/picture">
+                  <pic:nvPicPr>
+                    <pic:cNvPr id="1500192039" name="Рисунок 6" descr="Изображение выглядит как текст, снимок экрана, компьютер, программное обеспечение&#10;&#10;Контент, сгенерированный ИИ, может содержать ошибки."/>
+                    <pic:cNvPicPr>
+                      <a:picLocks noChangeAspect="1" noChangeArrowheads="1"/>
+                    </pic:cNvPicPr>
+                  </pic:nvPicPr>
+                  <pic:blipFill>
+                    <a:blip r:embed="rId10" cstate="print">
+                      <a:extLst>
+                        <a:ext uri="{28A0092B-C50C-407E-A947-70E740481C1C}">
+                          <a14:useLocalDpi xmlns:a14="http://schemas.microsoft.com/office/drawing/2010/main" val="0"/>
+                        </a:ext>
+                      </a:extLst>
+                    </a:blip>
+                    <a:srcRect/>
+                    <a:stretch>
+                      <a:fillRect/>
+                    </a:stretch>
+                  </pic:blipFill>
+                  <pic:spPr bwMode="auto">
+                    <a:xfrm>
+                      <a:off x="0" y="0"/>
+                      <a:ext cx="6570345" cy="4059555"/>
+                    </a:xfrm>
+                    <a:prstGeom prst="rect">
+                      <a:avLst/>
+                    </a:prstGeom>
+                    <a:noFill/>
+                    <a:ln>
+                      <a:noFill/>
+                    </a:ln>
+                  </pic:spPr>
+                </pic:pic>
+              </a:graphicData>
+            </a:graphic>
+          </wp:inline>
+        </w:drawing>
+      </w:r>
     </w:p>
     <w:p>
       <w:pPr>
@@ -1451,6 +1472,7 @@
   <w:style w:type="character" w:default="1" w:styleId="a0">
     <w:name w:val="Default Paragraph Font"/>
     <w:uiPriority w:val="1"/>
+    <w:semiHidden/>
     <w:unhideWhenUsed/>
   </w:style>
   <w:style w:type="table" w:default="1" w:styleId="a1">
